--- a/2022/Drafts/Compliance Documents/LMCI-HERS/2022-LMCI-MCH-23c-H-AirflowRate-BestThatIcanDo.docx
+++ b/2022/Drafts/Compliance Documents/LMCI-HERS/2022-LMCI-MCH-23c-H-AirflowRate-BestThatIcanDo.docx
@@ -1296,8 +1296,8 @@
         <w:tblLook w:val="0000" w:firstRow="0" w:lastRow="0" w:firstColumn="0" w:lastColumn="0" w:noHBand="0" w:noVBand="0"/>
       </w:tblPr>
       <w:tblGrid>
-        <w:gridCol w:w="474"/>
-        <w:gridCol w:w="5815"/>
+        <w:gridCol w:w="473"/>
+        <w:gridCol w:w="5816"/>
         <w:gridCol w:w="4501"/>
       </w:tblGrid>
       <w:tr>
@@ -2188,13 +2188,18 @@
           </w:tcPr>
           <w:p>
             <w:pPr>
-              <w:keepNext/>
-              <w:jc w:val="center"/>
-              <w:rPr>
-                <w:rFonts w:asciiTheme="minorHAnsi" w:hAnsiTheme="minorHAnsi"/>
-                <w:sz w:val="18"/>
-                <w:szCs w:val="18"/>
-              </w:rPr>
+              <w:pStyle w:val="Heading2"/>
+              <w:rPr>
+                <w:rFonts w:asciiTheme="minorHAnsi" w:hAnsiTheme="minorHAnsi"/>
+                <w:sz w:val="18"/>
+                <w:szCs w:val="18"/>
+              </w:rPr>
+              <w:pPrChange w:id="6" w:author="Alhabibi, Haider@Energy" w:date="2024-04-08T10:40:00Z">
+                <w:pPr>
+                  <w:keepNext/>
+                  <w:jc w:val="center"/>
+                </w:pPr>
+              </w:pPrChange>
             </w:pPr>
             <w:r>
               <w:rPr>
@@ -2214,12 +2219,17 @@
           </w:tcPr>
           <w:p>
             <w:pPr>
-              <w:ind w:left="-59"/>
-              <w:rPr>
-                <w:rFonts w:ascii="Calibri" w:hAnsi="Calibri"/>
-                <w:sz w:val="18"/>
-                <w:szCs w:val="18"/>
-              </w:rPr>
+              <w:pStyle w:val="Heading2"/>
+              <w:rPr>
+                <w:rFonts w:ascii="Calibri" w:hAnsi="Calibri"/>
+                <w:sz w:val="18"/>
+                <w:szCs w:val="18"/>
+              </w:rPr>
+              <w:pPrChange w:id="7" w:author="Alhabibi, Haider@Energy" w:date="2024-04-08T10:40:00Z">
+                <w:pPr>
+                  <w:ind w:left="-59"/>
+                </w:pPr>
+              </w:pPrChange>
             </w:pPr>
             <w:r>
               <w:rPr>
@@ -2238,11 +2248,15 @@
           </w:tcPr>
           <w:p>
             <w:pPr>
-              <w:rPr>
-                <w:rFonts w:ascii="Calibri" w:hAnsi="Calibri"/>
-                <w:sz w:val="18"/>
-                <w:szCs w:val="18"/>
-              </w:rPr>
+              <w:pStyle w:val="Heading2"/>
+              <w:rPr>
+                <w:rFonts w:ascii="Calibri" w:hAnsi="Calibri"/>
+                <w:sz w:val="18"/>
+                <w:szCs w:val="18"/>
+              </w:rPr>
+              <w:pPrChange w:id="8" w:author="Alhabibi, Haider@Energy" w:date="2024-04-08T10:40:00Z">
+                <w:pPr/>
+              </w:pPrChange>
             </w:pPr>
           </w:p>
         </w:tc>
@@ -3413,7 +3427,16 @@
                 <w:sz w:val="18"/>
                 <w:szCs w:val="18"/>
               </w:rPr>
-              <w:t xml:space="preserve">160.3(b)5L </w:t>
+              <w:t>160.3(b)5</w:t>
+            </w:r>
+            <w:proofErr w:type="gramStart"/>
+            <w:r>
+              <w:rPr>
+                <w:rFonts w:asciiTheme="minorHAnsi" w:hAnsiTheme="minorHAnsi"/>
+                <w:sz w:val="18"/>
+                <w:szCs w:val="18"/>
+              </w:rPr>
+              <w:t xml:space="preserve">L </w:t>
             </w:r>
             <w:r>
               <w:rPr>
@@ -3429,7 +3452,16 @@
                 <w:sz w:val="18"/>
                 <w:szCs w:val="18"/>
               </w:rPr>
-              <w:t>were properly installed in the system during system airflow rate measurement identified on this Certificate of Installation.</w:t>
+              <w:t>were</w:t>
+            </w:r>
+            <w:proofErr w:type="gramEnd"/>
+            <w:r>
+              <w:rPr>
+                <w:rFonts w:asciiTheme="minorHAnsi" w:hAnsiTheme="minorHAnsi"/>
+                <w:sz w:val="18"/>
+                <w:szCs w:val="18"/>
+              </w:rPr>
+              <w:t xml:space="preserve"> properly installed in the system during system airflow rate measurement identified on this Certificate of Installation.</w:t>
             </w:r>
           </w:p>
         </w:tc>
@@ -3747,7 +3779,25 @@
                 <w:sz w:val="18"/>
                 <w:szCs w:val="18"/>
               </w:rPr>
-              <w:t>If fresh air duct is part of the HVAC system it was not closed during the diagnostic test.</w:t>
+              <w:t xml:space="preserve">If fresh air duct is part of the HVAC </w:t>
+            </w:r>
+            <w:proofErr w:type="gramStart"/>
+            <w:r>
+              <w:rPr>
+                <w:rFonts w:asciiTheme="minorHAnsi" w:hAnsiTheme="minorHAnsi"/>
+                <w:sz w:val="18"/>
+                <w:szCs w:val="18"/>
+              </w:rPr>
+              <w:t>system</w:t>
+            </w:r>
+            <w:proofErr w:type="gramEnd"/>
+            <w:r>
+              <w:rPr>
+                <w:rFonts w:asciiTheme="minorHAnsi" w:hAnsiTheme="minorHAnsi"/>
+                <w:sz w:val="18"/>
+                <w:szCs w:val="18"/>
+              </w:rPr>
+              <w:t xml:space="preserve"> it was not closed during the diagnostic test.</w:t>
             </w:r>
           </w:p>
         </w:tc>
@@ -3999,10 +4049,10 @@
         <w:tblLook w:val="0000" w:firstRow="0" w:lastRow="0" w:firstColumn="0" w:lastColumn="0" w:noHBand="0" w:noVBand="0"/>
       </w:tblPr>
       <w:tblGrid>
-        <w:gridCol w:w="5167"/>
+        <w:gridCol w:w="5166"/>
         <w:gridCol w:w="264"/>
         <w:gridCol w:w="2485"/>
-        <w:gridCol w:w="2874"/>
+        <w:gridCol w:w="2875"/>
       </w:tblGrid>
       <w:tr>
         <w:trPr>
@@ -4413,7 +4463,21 @@
               <w:rPr>
                 <w:rFonts w:asciiTheme="minorHAnsi" w:hAnsiTheme="minorHAnsi" w:cstheme="minorHAnsi"/>
               </w:rPr>
-              <w:t>The constructed or installed features, materials, components or manufactured devices (the installation) identified on this certificate of installation conforms to all applicable codes and regulations and the installation conforms to the requirements given on the certificate of compliance, plans, and specifications approved by the enforcement agency.</w:t>
+              <w:t xml:space="preserve">The constructed or installed features, materials, </w:t>
+            </w:r>
+            <w:proofErr w:type="gramStart"/>
+            <w:r>
+              <w:rPr>
+                <w:rFonts w:asciiTheme="minorHAnsi" w:hAnsiTheme="minorHAnsi" w:cstheme="minorHAnsi"/>
+              </w:rPr>
+              <w:t>components</w:t>
+            </w:r>
+            <w:proofErr w:type="gramEnd"/>
+            <w:r>
+              <w:rPr>
+                <w:rFonts w:asciiTheme="minorHAnsi" w:hAnsiTheme="minorHAnsi" w:cstheme="minorHAnsi"/>
+              </w:rPr>
+              <w:t xml:space="preserve"> or manufactured devices (the installation) identified on this certificate of installation conforms to all applicable codes and regulations and the installation conforms to the requirements given on the certificate of compliance, plans, and specifications approved by the enforcement agency.</w:t>
             </w:r>
           </w:p>
           <w:p>
@@ -4631,7 +4695,21 @@
               <w:rPr>
                 <w:rFonts w:ascii="Calibri" w:hAnsi="Calibri"/>
               </w:rPr>
-              <w:t>Company Name:  (Installing Subcontractor or General Contractor or Builder/Owner)</w:t>
+              <w:t>Company Name</w:t>
+            </w:r>
+            <w:proofErr w:type="gramStart"/>
+            <w:r>
+              <w:rPr>
+                <w:rFonts w:ascii="Calibri" w:hAnsi="Calibri"/>
+              </w:rPr>
+              <w:t>:  (</w:t>
+            </w:r>
+            <w:proofErr w:type="gramEnd"/>
+            <w:r>
+              <w:rPr>
+                <w:rFonts w:ascii="Calibri" w:hAnsi="Calibri"/>
+              </w:rPr>
+              <w:t>Installing Subcontractor or General Contractor or Builder/Owner)</w:t>
             </w:r>
           </w:p>
         </w:tc>
@@ -5608,7 +5686,21 @@
         <w:rPr>
           <w:rFonts w:ascii="Calibri" w:hAnsi="Calibri"/>
         </w:rPr>
-        <w:t>-MCH-01, which must be completed prior to this document. If the number of indoor units connected to the outdoor unit is equal to one or the system is a packaged system then this field is equal to the nominal cooling capacity of the condenser. If the number of indoor units connected to the outdoor unit is greater than one this field is equal to the indoor unit nominal cooling capacity.</w:t>
+        <w:t xml:space="preserve">-MCH-01, which must be completed prior to this document. If the number of indoor units connected to the outdoor unit is equal to one or the system is a packaged </w:t>
+      </w:r>
+      <w:proofErr w:type="gramStart"/>
+      <w:r>
+        <w:rPr>
+          <w:rFonts w:ascii="Calibri" w:hAnsi="Calibri"/>
+        </w:rPr>
+        <w:t>system</w:t>
+      </w:r>
+      <w:proofErr w:type="gramEnd"/>
+      <w:r>
+        <w:rPr>
+          <w:rFonts w:ascii="Calibri" w:hAnsi="Calibri"/>
+        </w:rPr>
+        <w:t xml:space="preserve"> then this field is equal to the nominal cooling capacity of the condenser. If the number of indoor units connected to the outdoor unit is greater than one this field is equal to the indoor unit nominal cooling capacity.</w:t>
       </w:r>
     </w:p>
     <w:p>
@@ -5844,11 +5936,11 @@
         </w:numPr>
         <w:ind w:left="360" w:hanging="360"/>
         <w:rPr>
-          <w:del w:id="6" w:author="Alhabibi, Haider@Energy" w:date="2023-11-09T15:51:00Z"/>
+          <w:del w:id="9" w:author="Alhabibi, Haider@Energy" w:date="2023-11-09T15:51:00Z"/>
           <w:rFonts w:ascii="Calibri" w:hAnsi="Calibri"/>
         </w:rPr>
       </w:pPr>
-      <w:del w:id="7" w:author="Alhabibi, Haider@Energy" w:date="2023-11-09T15:51:00Z">
+      <w:del w:id="10" w:author="Alhabibi, Haider@Energy" w:date="2023-11-09T15:51:00Z">
         <w:r>
           <w:rPr>
             <w:rFonts w:ascii="Calibri" w:hAnsi="Calibri"/>
@@ -5995,7 +6087,23 @@
           <w:rFonts w:ascii="Calibri" w:hAnsi="Calibri"/>
           <w:bCs/>
         </w:rPr>
-        <w:t>If an Hole Static Pressure Probe is installed then select “HSPP Installed”</w:t>
+        <w:t xml:space="preserve">If </w:t>
+      </w:r>
+      <w:proofErr w:type="gramStart"/>
+      <w:r>
+        <w:rPr>
+          <w:rFonts w:ascii="Calibri" w:hAnsi="Calibri"/>
+          <w:bCs/>
+        </w:rPr>
+        <w:t>an</w:t>
+      </w:r>
+      <w:proofErr w:type="gramEnd"/>
+      <w:r>
+        <w:rPr>
+          <w:rFonts w:ascii="Calibri" w:hAnsi="Calibri"/>
+          <w:bCs/>
+        </w:rPr>
+        <w:t xml:space="preserve"> Hole Static Pressure Probe is installed then select “HSPP Installed”</w:t>
       </w:r>
     </w:p>
     <w:p>
@@ -6014,7 +6122,23 @@
           <w:rFonts w:ascii="Calibri" w:hAnsi="Calibri"/>
           <w:bCs/>
         </w:rPr>
-        <w:t>If a Permanent Static Pressure Probe is installed then select “PSPP Installed”</w:t>
+        <w:t xml:space="preserve">If a Permanent Static Pressure Probe is </w:t>
+      </w:r>
+      <w:proofErr w:type="gramStart"/>
+      <w:r>
+        <w:rPr>
+          <w:rFonts w:ascii="Calibri" w:hAnsi="Calibri"/>
+          <w:bCs/>
+        </w:rPr>
+        <w:t>installed</w:t>
+      </w:r>
+      <w:proofErr w:type="gramEnd"/>
+      <w:r>
+        <w:rPr>
+          <w:rFonts w:ascii="Calibri" w:hAnsi="Calibri"/>
+          <w:bCs/>
+        </w:rPr>
+        <w:t xml:space="preserve"> then select “PSPP Installed”</w:t>
       </w:r>
     </w:p>
     <w:p>
@@ -7465,7 +7589,25 @@
                 <w:sz w:val="18"/>
                 <w:szCs w:val="18"/>
               </w:rPr>
-              <w:t xml:space="preserve">&lt;&lt;if the parent is a MCH-01b and a “yes” answer is given in B08 or B09, then A04 </w:t>
+              <w:t xml:space="preserve">&lt;&lt;if the parent is </w:t>
+            </w:r>
+            <w:proofErr w:type="gramStart"/>
+            <w:r>
+              <w:rPr>
+                <w:rFonts w:asciiTheme="minorHAnsi" w:hAnsiTheme="minorHAnsi"/>
+                <w:sz w:val="18"/>
+                <w:szCs w:val="18"/>
+              </w:rPr>
+              <w:t>a</w:t>
+            </w:r>
+            <w:proofErr w:type="gramEnd"/>
+            <w:r>
+              <w:rPr>
+                <w:rFonts w:asciiTheme="minorHAnsi" w:hAnsiTheme="minorHAnsi"/>
+                <w:sz w:val="18"/>
+                <w:szCs w:val="18"/>
+              </w:rPr>
+              <w:t xml:space="preserve"> MCH-01b and a “yes” answer is given in B08 or B09, then A04 </w:t>
             </w:r>
             <w:r>
               <w:rPr>
@@ -7597,7 +7739,25 @@
                 <w:sz w:val="16"/>
                 <w:szCs w:val="16"/>
               </w:rPr>
-              <w:t xml:space="preserve">then, result in this field = ‘N/A - Heating-only system’; </w:t>
+              <w:t>then, result in this field = ‘N/A - Heating-only system</w:t>
+            </w:r>
+            <w:proofErr w:type="gramStart"/>
+            <w:r>
+              <w:rPr>
+                <w:rFonts w:asciiTheme="minorHAnsi" w:hAnsiTheme="minorHAnsi"/>
+                <w:sz w:val="16"/>
+                <w:szCs w:val="16"/>
+              </w:rPr>
+              <w:t>’;</w:t>
+            </w:r>
+            <w:proofErr w:type="gramEnd"/>
+            <w:r>
+              <w:rPr>
+                <w:rFonts w:asciiTheme="minorHAnsi" w:hAnsiTheme="minorHAnsi"/>
+                <w:sz w:val="16"/>
+                <w:szCs w:val="16"/>
+              </w:rPr>
+              <w:t xml:space="preserve"> </w:t>
             </w:r>
           </w:p>
           <w:p>
@@ -7684,7 +7844,25 @@
                 <w:sz w:val="16"/>
                 <w:szCs w:val="16"/>
               </w:rPr>
-              <w:t>and the system type in MCH-01a fields D04 or D05 are one of the following three types: 1:[VCHP-Ducted], 2:[VCHP-Ductless], 3:[VCHP-Ducted+Ductless],</w:t>
+              <w:t xml:space="preserve">and the system type in MCH-01a fields D04 or D05 are one of the following three types: </w:t>
+            </w:r>
+            <w:proofErr w:type="gramStart"/>
+            <w:r>
+              <w:rPr>
+                <w:rFonts w:asciiTheme="minorHAnsi" w:hAnsiTheme="minorHAnsi"/>
+                <w:sz w:val="16"/>
+                <w:szCs w:val="16"/>
+              </w:rPr>
+              <w:t>1:[</w:t>
+            </w:r>
+            <w:proofErr w:type="gramEnd"/>
+            <w:r>
+              <w:rPr>
+                <w:rFonts w:asciiTheme="minorHAnsi" w:hAnsiTheme="minorHAnsi"/>
+                <w:sz w:val="16"/>
+                <w:szCs w:val="16"/>
+              </w:rPr>
+              <w:t>VCHP-Ducted], 2:[VCHP-Ductless], 3:[VCHP-Ducted+Ductless],</w:t>
             </w:r>
           </w:p>
           <w:p>
@@ -7862,7 +8040,25 @@
                 <w:sz w:val="16"/>
                 <w:szCs w:val="16"/>
               </w:rPr>
-              <w:t xml:space="preserve"> and the system type in MCH-01b fields C03 or C07 are one of the following three types: 1:[VCHP-Ducted], 2:[VCHP-Ductless], 3:[VCHP-Ducted+Ductless],</w:t>
+              <w:t xml:space="preserve"> and the system type in MCH-01b fields C03 or C07 are one of the following three types: </w:t>
+            </w:r>
+            <w:proofErr w:type="gramStart"/>
+            <w:r>
+              <w:rPr>
+                <w:rFonts w:asciiTheme="minorHAnsi" w:hAnsiTheme="minorHAnsi"/>
+                <w:sz w:val="16"/>
+                <w:szCs w:val="16"/>
+              </w:rPr>
+              <w:t>1:[</w:t>
+            </w:r>
+            <w:proofErr w:type="gramEnd"/>
+            <w:r>
+              <w:rPr>
+                <w:rFonts w:asciiTheme="minorHAnsi" w:hAnsiTheme="minorHAnsi"/>
+                <w:sz w:val="16"/>
+                <w:szCs w:val="16"/>
+              </w:rPr>
+              <w:t>VCHP-Ducted], 2:[VCHP-Ductless], 3:[VCHP-Ducted+Ductless],</w:t>
             </w:r>
           </w:p>
           <w:p>
@@ -8051,7 +8247,25 @@
                 <w:sz w:val="16"/>
                 <w:szCs w:val="16"/>
               </w:rPr>
-              <w:t xml:space="preserve"> and the system type in MCH-01c fields C04 or C05 are one of the following three types: 1:[VCHP-Ducted], 2:[VCHP-Ductless], 3:[VCHP-Ducted+Ductless],</w:t>
+              <w:t xml:space="preserve"> and the system type in MCH-01c fields C04 or C05 are one of the following three types: </w:t>
+            </w:r>
+            <w:proofErr w:type="gramStart"/>
+            <w:r>
+              <w:rPr>
+                <w:rFonts w:asciiTheme="minorHAnsi" w:hAnsiTheme="minorHAnsi"/>
+                <w:sz w:val="16"/>
+                <w:szCs w:val="16"/>
+              </w:rPr>
+              <w:t>1:[</w:t>
+            </w:r>
+            <w:proofErr w:type="gramEnd"/>
+            <w:r>
+              <w:rPr>
+                <w:rFonts w:asciiTheme="minorHAnsi" w:hAnsiTheme="minorHAnsi"/>
+                <w:sz w:val="16"/>
+                <w:szCs w:val="16"/>
+              </w:rPr>
+              <w:t>VCHP-Ducted], 2:[VCHP-Ductless], 3:[VCHP-Ducted+Ductless],</w:t>
             </w:r>
           </w:p>
           <w:p>
@@ -8228,7 +8442,25 @@
                 <w:sz w:val="16"/>
                 <w:szCs w:val="16"/>
               </w:rPr>
-              <w:t>, and the system type in MCH-01d fields D04 or D05 are one of the following three types: 1:[VCHP-Ducted], 2:[VCHP-Ductless], 3:[VCHP-Ducted+Ductless],</w:t>
+              <w:t xml:space="preserve">, and the system type in MCH-01d fields D04 or D05 are one of the following three types: </w:t>
+            </w:r>
+            <w:proofErr w:type="gramStart"/>
+            <w:r>
+              <w:rPr>
+                <w:rFonts w:asciiTheme="minorHAnsi" w:hAnsiTheme="minorHAnsi"/>
+                <w:sz w:val="16"/>
+                <w:szCs w:val="16"/>
+              </w:rPr>
+              <w:t>1:[</w:t>
+            </w:r>
+            <w:proofErr w:type="gramEnd"/>
+            <w:r>
+              <w:rPr>
+                <w:rFonts w:asciiTheme="minorHAnsi" w:hAnsiTheme="minorHAnsi"/>
+                <w:sz w:val="16"/>
+                <w:szCs w:val="16"/>
+              </w:rPr>
+              <w:t>VCHP-Ducted], 2:[VCHP-Ductless], 3:[VCHP-Ducted+Ductless],</w:t>
             </w:r>
           </w:p>
           <w:p>
@@ -8500,58 +8732,98 @@
                 <w:sz w:val="18"/>
                 <w:szCs w:val="18"/>
               </w:rPr>
-              <w:t>&lt;&lt;calculated field: If cooling system type=NoCooling then display text result= n/a - Heating-only system;</w:t>
-            </w:r>
-          </w:p>
-          <w:p>
-            <w:pPr>
-              <w:rPr>
-                <w:rFonts w:asciiTheme="minorHAnsi" w:hAnsiTheme="minorHAnsi"/>
-                <w:sz w:val="18"/>
-                <w:szCs w:val="18"/>
-              </w:rPr>
-            </w:pPr>
-            <w:r>
-              <w:rPr>
-                <w:rFonts w:asciiTheme="minorHAnsi" w:hAnsiTheme="minorHAnsi"/>
-                <w:sz w:val="18"/>
-                <w:szCs w:val="18"/>
-              </w:rPr>
-              <w:t>elsif  the condenser speed type is not  given on the MCH-01,</w:t>
-            </w:r>
-          </w:p>
-          <w:p>
-            <w:pPr>
-              <w:rPr>
-                <w:rFonts w:asciiTheme="minorHAnsi" w:hAnsiTheme="minorHAnsi"/>
-                <w:sz w:val="18"/>
-                <w:szCs w:val="18"/>
-              </w:rPr>
-            </w:pPr>
-            <w:r>
-              <w:rPr>
-                <w:rFonts w:asciiTheme="minorHAnsi" w:hAnsiTheme="minorHAnsi"/>
-                <w:sz w:val="18"/>
-                <w:szCs w:val="18"/>
-              </w:rPr>
-              <w:t>then display text n/a –Condenser Speed requirements do not apply;</w:t>
-            </w:r>
-          </w:p>
-          <w:p>
-            <w:pPr>
-              <w:rPr>
-                <w:rFonts w:asciiTheme="minorHAnsi" w:hAnsiTheme="minorHAnsi"/>
-                <w:sz w:val="18"/>
-                <w:szCs w:val="18"/>
-              </w:rPr>
-            </w:pPr>
-            <w:r>
-              <w:rPr>
-                <w:rFonts w:asciiTheme="minorHAnsi" w:hAnsiTheme="minorHAnsi"/>
-                <w:sz w:val="18"/>
-                <w:szCs w:val="18"/>
-              </w:rPr>
-              <w:t>elsif  the condenser speed type is given on the MCH-01,</w:t>
+              <w:t xml:space="preserve">&lt;&lt;calculated field: If cooling system type=NoCooling then display text result= n/a - Heating-only </w:t>
+            </w:r>
+            <w:proofErr w:type="gramStart"/>
+            <w:r>
+              <w:rPr>
+                <w:rFonts w:asciiTheme="minorHAnsi" w:hAnsiTheme="minorHAnsi"/>
+                <w:sz w:val="18"/>
+                <w:szCs w:val="18"/>
+              </w:rPr>
+              <w:t>system;</w:t>
+            </w:r>
+            <w:proofErr w:type="gramEnd"/>
+          </w:p>
+          <w:p>
+            <w:pPr>
+              <w:rPr>
+                <w:rFonts w:asciiTheme="minorHAnsi" w:hAnsiTheme="minorHAnsi"/>
+                <w:sz w:val="18"/>
+                <w:szCs w:val="18"/>
+              </w:rPr>
+            </w:pPr>
+            <w:proofErr w:type="gramStart"/>
+            <w:r>
+              <w:rPr>
+                <w:rFonts w:asciiTheme="minorHAnsi" w:hAnsiTheme="minorHAnsi"/>
+                <w:sz w:val="18"/>
+                <w:szCs w:val="18"/>
+              </w:rPr>
+              <w:t>elsif  the</w:t>
+            </w:r>
+            <w:proofErr w:type="gramEnd"/>
+            <w:r>
+              <w:rPr>
+                <w:rFonts w:asciiTheme="minorHAnsi" w:hAnsiTheme="minorHAnsi"/>
+                <w:sz w:val="18"/>
+                <w:szCs w:val="18"/>
+              </w:rPr>
+              <w:t xml:space="preserve"> condenser speed type is not  given on the MCH-01,</w:t>
+            </w:r>
+          </w:p>
+          <w:p>
+            <w:pPr>
+              <w:rPr>
+                <w:rFonts w:asciiTheme="minorHAnsi" w:hAnsiTheme="minorHAnsi"/>
+                <w:sz w:val="18"/>
+                <w:szCs w:val="18"/>
+              </w:rPr>
+            </w:pPr>
+            <w:r>
+              <w:rPr>
+                <w:rFonts w:asciiTheme="minorHAnsi" w:hAnsiTheme="minorHAnsi"/>
+                <w:sz w:val="18"/>
+                <w:szCs w:val="18"/>
+              </w:rPr>
+              <w:t xml:space="preserve">then display text n/a –Condenser Speed requirements do not </w:t>
+            </w:r>
+            <w:proofErr w:type="gramStart"/>
+            <w:r>
+              <w:rPr>
+                <w:rFonts w:asciiTheme="minorHAnsi" w:hAnsiTheme="minorHAnsi"/>
+                <w:sz w:val="18"/>
+                <w:szCs w:val="18"/>
+              </w:rPr>
+              <w:t>apply;</w:t>
+            </w:r>
+            <w:proofErr w:type="gramEnd"/>
+          </w:p>
+          <w:p>
+            <w:pPr>
+              <w:rPr>
+                <w:rFonts w:asciiTheme="minorHAnsi" w:hAnsiTheme="minorHAnsi"/>
+                <w:sz w:val="18"/>
+                <w:szCs w:val="18"/>
+              </w:rPr>
+            </w:pPr>
+            <w:proofErr w:type="gramStart"/>
+            <w:r>
+              <w:rPr>
+                <w:rFonts w:asciiTheme="minorHAnsi" w:hAnsiTheme="minorHAnsi"/>
+                <w:sz w:val="18"/>
+                <w:szCs w:val="18"/>
+              </w:rPr>
+              <w:t>elsif  the</w:t>
+            </w:r>
+            <w:proofErr w:type="gramEnd"/>
+            <w:r>
+              <w:rPr>
+                <w:rFonts w:asciiTheme="minorHAnsi" w:hAnsiTheme="minorHAnsi"/>
+                <w:sz w:val="18"/>
+                <w:szCs w:val="18"/>
+              </w:rPr>
+              <w:t xml:space="preserve"> condenser speed type is given on the MCH-01,</w:t>
             </w:r>
           </w:p>
           <w:p>
@@ -8671,7 +8943,25 @@
                 <w:sz w:val="18"/>
                 <w:szCs w:val="18"/>
               </w:rPr>
-              <w:t>&lt;&lt;calculated field:If cooling system type=NoCooling then display text result= n/a - Heating-only system;</w:t>
+              <w:t xml:space="preserve">&lt;&lt;calculated </w:t>
+            </w:r>
+            <w:proofErr w:type="gramStart"/>
+            <w:r>
+              <w:rPr>
+                <w:rFonts w:asciiTheme="minorHAnsi" w:hAnsiTheme="minorHAnsi"/>
+                <w:sz w:val="18"/>
+                <w:szCs w:val="18"/>
+              </w:rPr>
+              <w:t>field:If</w:t>
+            </w:r>
+            <w:proofErr w:type="gramEnd"/>
+            <w:r>
+              <w:rPr>
+                <w:rFonts w:asciiTheme="minorHAnsi" w:hAnsiTheme="minorHAnsi"/>
+                <w:sz w:val="18"/>
+                <w:szCs w:val="18"/>
+              </w:rPr>
+              <w:t xml:space="preserve"> cooling system type=NoCooling then display text result= n/a - Heating-only system;</w:t>
             </w:r>
           </w:p>
           <w:p>
@@ -8705,24 +8995,44 @@
                 <w:sz w:val="18"/>
                 <w:szCs w:val="18"/>
               </w:rPr>
-              <w:t>then display text:  n/a –Cooling System Zonal Control requirements do not apply;</w:t>
-            </w:r>
-          </w:p>
-          <w:p>
-            <w:pPr>
-              <w:rPr>
-                <w:rFonts w:asciiTheme="minorHAnsi" w:hAnsiTheme="minorHAnsi"/>
-                <w:sz w:val="18"/>
-                <w:szCs w:val="18"/>
-              </w:rPr>
-            </w:pPr>
-            <w:r>
-              <w:rPr>
-                <w:rFonts w:asciiTheme="minorHAnsi" w:hAnsiTheme="minorHAnsi"/>
-                <w:sz w:val="18"/>
-                <w:szCs w:val="18"/>
-              </w:rPr>
-              <w:t>elsif  the Cooling System Zonal Control Type is given on the MCH-01,</w:t>
+              <w:t xml:space="preserve">then display text:  n/a –Cooling System Zonal Control requirements do not </w:t>
+            </w:r>
+            <w:proofErr w:type="gramStart"/>
+            <w:r>
+              <w:rPr>
+                <w:rFonts w:asciiTheme="minorHAnsi" w:hAnsiTheme="minorHAnsi"/>
+                <w:sz w:val="18"/>
+                <w:szCs w:val="18"/>
+              </w:rPr>
+              <w:t>apply;</w:t>
+            </w:r>
+            <w:proofErr w:type="gramEnd"/>
+          </w:p>
+          <w:p>
+            <w:pPr>
+              <w:rPr>
+                <w:rFonts w:asciiTheme="minorHAnsi" w:hAnsiTheme="minorHAnsi"/>
+                <w:sz w:val="18"/>
+                <w:szCs w:val="18"/>
+              </w:rPr>
+            </w:pPr>
+            <w:proofErr w:type="gramStart"/>
+            <w:r>
+              <w:rPr>
+                <w:rFonts w:asciiTheme="minorHAnsi" w:hAnsiTheme="minorHAnsi"/>
+                <w:sz w:val="18"/>
+                <w:szCs w:val="18"/>
+              </w:rPr>
+              <w:t>elsif  the</w:t>
+            </w:r>
+            <w:proofErr w:type="gramEnd"/>
+            <w:r>
+              <w:rPr>
+                <w:rFonts w:asciiTheme="minorHAnsi" w:hAnsiTheme="minorHAnsi"/>
+                <w:sz w:val="18"/>
+                <w:szCs w:val="18"/>
+              </w:rPr>
+              <w:t xml:space="preserve"> Cooling System Zonal Control Type is given on the MCH-01,</w:t>
             </w:r>
           </w:p>
           <w:p>
@@ -8851,7 +9161,25 @@
                 <w:sz w:val="18"/>
                 <w:szCs w:val="18"/>
               </w:rPr>
-              <w:t xml:space="preserve">reference value from MCH-01; </w:t>
+              <w:t>reference value from MCH-</w:t>
+            </w:r>
+            <w:proofErr w:type="gramStart"/>
+            <w:r>
+              <w:rPr>
+                <w:rFonts w:asciiTheme="minorHAnsi" w:hAnsiTheme="minorHAnsi"/>
+                <w:sz w:val="18"/>
+                <w:szCs w:val="18"/>
+              </w:rPr>
+              <w:t>01;</w:t>
+            </w:r>
+            <w:proofErr w:type="gramEnd"/>
+            <w:r>
+              <w:rPr>
+                <w:rFonts w:asciiTheme="minorHAnsi" w:hAnsiTheme="minorHAnsi"/>
+                <w:sz w:val="18"/>
+                <w:szCs w:val="18"/>
+              </w:rPr>
+              <w:t xml:space="preserve"> </w:t>
             </w:r>
           </w:p>
           <w:p>
@@ -9015,25 +9343,45 @@
                 <w:sz w:val="18"/>
                 <w:szCs w:val="18"/>
               </w:rPr>
-              <w:t>If parent is MCH-01b, MCH-01c, or MCH-01d then value=N/A;</w:t>
-            </w:r>
-          </w:p>
-          <w:p>
-            <w:pPr>
-              <w:rPr>
-                <w:rFonts w:asciiTheme="minorHAnsi" w:hAnsiTheme="minorHAnsi"/>
-                <w:sz w:val="18"/>
-                <w:szCs w:val="18"/>
-              </w:rPr>
-            </w:pPr>
-            <w:r>
-              <w:rPr>
-                <w:rFonts w:asciiTheme="minorHAnsi" w:hAnsiTheme="minorHAnsi"/>
-                <w:sz w:val="18"/>
-                <w:szCs w:val="18"/>
-              </w:rPr>
-              <w:t>elseif parent is MCH-01a, reference value from MCH-01a section J10;</w:t>
-            </w:r>
+              <w:t>If parent is MCH-01b, MCH-01c, or MCH-01d then value=N/</w:t>
+            </w:r>
+            <w:proofErr w:type="gramStart"/>
+            <w:r>
+              <w:rPr>
+                <w:rFonts w:asciiTheme="minorHAnsi" w:hAnsiTheme="minorHAnsi"/>
+                <w:sz w:val="18"/>
+                <w:szCs w:val="18"/>
+              </w:rPr>
+              <w:t>A;</w:t>
+            </w:r>
+            <w:proofErr w:type="gramEnd"/>
+          </w:p>
+          <w:p>
+            <w:pPr>
+              <w:rPr>
+                <w:rFonts w:asciiTheme="minorHAnsi" w:hAnsiTheme="minorHAnsi"/>
+                <w:sz w:val="18"/>
+                <w:szCs w:val="18"/>
+              </w:rPr>
+            </w:pPr>
+            <w:r>
+              <w:rPr>
+                <w:rFonts w:asciiTheme="minorHAnsi" w:hAnsiTheme="minorHAnsi"/>
+                <w:sz w:val="18"/>
+                <w:szCs w:val="18"/>
+              </w:rPr>
+              <w:t xml:space="preserve">elseif parent is MCH-01a, reference value from MCH-01a section </w:t>
+            </w:r>
+            <w:proofErr w:type="gramStart"/>
+            <w:r>
+              <w:rPr>
+                <w:rFonts w:asciiTheme="minorHAnsi" w:hAnsiTheme="minorHAnsi"/>
+                <w:sz w:val="18"/>
+                <w:szCs w:val="18"/>
+              </w:rPr>
+              <w:t>J10;</w:t>
+            </w:r>
+            <w:proofErr w:type="gramEnd"/>
           </w:p>
           <w:p>
             <w:pPr>
@@ -9233,7 +9581,25 @@
                 <w:sz w:val="18"/>
                 <w:szCs w:val="18"/>
               </w:rPr>
-              <w:t>If A04=(New or Replacement), then display result = RA3.3 procedures for airflow rate measurement;</w:t>
+              <w:t>If A04</w:t>
+            </w:r>
+            <w:proofErr w:type="gramStart"/>
+            <w:r>
+              <w:rPr>
+                <w:rFonts w:asciiTheme="minorHAnsi" w:hAnsiTheme="minorHAnsi"/>
+                <w:sz w:val="18"/>
+                <w:szCs w:val="18"/>
+              </w:rPr>
+              <w:t>=(</w:t>
+            </w:r>
+            <w:proofErr w:type="gramEnd"/>
+            <w:r>
+              <w:rPr>
+                <w:rFonts w:asciiTheme="minorHAnsi" w:hAnsiTheme="minorHAnsi"/>
+                <w:sz w:val="18"/>
+                <w:szCs w:val="18"/>
+              </w:rPr>
+              <w:t>New or Replacement), then display result = RA3.3 procedures for airflow rate measurement;</w:t>
             </w:r>
           </w:p>
           <w:p>
@@ -9296,7 +9662,7 @@
         <w:trPr>
           <w:cantSplit/>
           <w:trHeight w:val="144"/>
-          <w:del w:id="8" w:author="Alhabibi, Haider@Energy [2]" w:date="2023-11-09T16:18:00Z"/>
+          <w:del w:id="11" w:author="Alhabibi, Haider@Energy [2]" w:date="2023-11-09T16:18:00Z"/>
         </w:trPr>
         <w:tc>
           <w:tcPr>
@@ -9308,13 +9674,13 @@
               <w:pStyle w:val="FootnoteText"/>
               <w:jc w:val="center"/>
               <w:rPr>
-                <w:del w:id="9" w:author="Alhabibi, Haider@Energy [2]" w:date="2023-11-09T16:18:00Z"/>
-                <w:rFonts w:asciiTheme="minorHAnsi" w:hAnsiTheme="minorHAnsi"/>
-                <w:sz w:val="18"/>
-                <w:szCs w:val="18"/>
-              </w:rPr>
-            </w:pPr>
-            <w:del w:id="10" w:author="Alhabibi, Haider@Energy [2]" w:date="2023-11-09T16:18:00Z">
+                <w:del w:id="12" w:author="Alhabibi, Haider@Energy [2]" w:date="2023-11-09T16:18:00Z"/>
+                <w:rFonts w:asciiTheme="minorHAnsi" w:hAnsiTheme="minorHAnsi"/>
+                <w:sz w:val="18"/>
+                <w:szCs w:val="18"/>
+              </w:rPr>
+            </w:pPr>
+            <w:del w:id="13" w:author="Alhabibi, Haider@Energy [2]" w:date="2023-11-09T16:18:00Z">
               <w:r>
                 <w:rPr>
                   <w:rFonts w:asciiTheme="minorHAnsi" w:hAnsiTheme="minorHAnsi"/>
@@ -9335,13 +9701,13 @@
             <w:pPr>
               <w:keepNext/>
               <w:rPr>
-                <w:del w:id="11" w:author="Alhabibi, Haider@Energy [2]" w:date="2023-11-09T16:18:00Z"/>
-                <w:rFonts w:asciiTheme="minorHAnsi" w:hAnsiTheme="minorHAnsi"/>
-                <w:sz w:val="18"/>
-                <w:szCs w:val="18"/>
-              </w:rPr>
-            </w:pPr>
-            <w:del w:id="12" w:author="Alhabibi, Haider@Energy [2]" w:date="2023-11-09T16:18:00Z">
+                <w:del w:id="14" w:author="Alhabibi, Haider@Energy [2]" w:date="2023-11-09T16:18:00Z"/>
+                <w:rFonts w:asciiTheme="minorHAnsi" w:hAnsiTheme="minorHAnsi"/>
+                <w:sz w:val="18"/>
+                <w:szCs w:val="18"/>
+              </w:rPr>
+            </w:pPr>
+            <w:del w:id="15" w:author="Alhabibi, Haider@Energy [2]" w:date="2023-11-09T16:18:00Z">
               <w:r>
                 <w:rPr>
                   <w:rFonts w:asciiTheme="minorHAnsi" w:hAnsiTheme="minorHAnsi"/>
@@ -9362,13 +9728,13 @@
             <w:pPr>
               <w:keepNext/>
               <w:rPr>
-                <w:del w:id="13" w:author="Alhabibi, Haider@Energy [2]" w:date="2023-11-09T16:18:00Z"/>
-                <w:rFonts w:asciiTheme="minorHAnsi" w:hAnsiTheme="minorHAnsi"/>
-                <w:sz w:val="18"/>
-                <w:szCs w:val="18"/>
-              </w:rPr>
-            </w:pPr>
-            <w:del w:id="14" w:author="Alhabibi, Haider@Energy [2]" w:date="2023-11-09T16:18:00Z">
+                <w:del w:id="16" w:author="Alhabibi, Haider@Energy [2]" w:date="2023-11-09T16:18:00Z"/>
+                <w:rFonts w:asciiTheme="minorHAnsi" w:hAnsiTheme="minorHAnsi"/>
+                <w:sz w:val="18"/>
+                <w:szCs w:val="18"/>
+              </w:rPr>
+            </w:pPr>
+            <w:del w:id="17" w:author="Alhabibi, Haider@Energy [2]" w:date="2023-11-09T16:18:00Z">
               <w:r>
                 <w:rPr>
                   <w:rFonts w:asciiTheme="minorHAnsi" w:hAnsiTheme="minorHAnsi"/>
@@ -9383,13 +9749,13 @@
             <w:pPr>
               <w:keepNext/>
               <w:rPr>
-                <w:del w:id="15" w:author="Alhabibi, Haider@Energy [2]" w:date="2023-11-09T16:18:00Z"/>
-                <w:rFonts w:asciiTheme="minorHAnsi" w:hAnsiTheme="minorHAnsi"/>
-                <w:sz w:val="18"/>
-                <w:szCs w:val="18"/>
-              </w:rPr>
-            </w:pPr>
-            <w:del w:id="16" w:author="Alhabibi, Haider@Energy [2]" w:date="2023-11-09T16:18:00Z">
+                <w:del w:id="18" w:author="Alhabibi, Haider@Energy [2]" w:date="2023-11-09T16:18:00Z"/>
+                <w:rFonts w:asciiTheme="minorHAnsi" w:hAnsiTheme="minorHAnsi"/>
+                <w:sz w:val="18"/>
+                <w:szCs w:val="18"/>
+              </w:rPr>
+            </w:pPr>
+            <w:del w:id="19" w:author="Alhabibi, Haider@Energy [2]" w:date="2023-11-09T16:18:00Z">
               <w:r>
                 <w:rPr>
                   <w:rFonts w:asciiTheme="minorHAnsi" w:hAnsiTheme="minorHAnsi"/>
@@ -9404,13 +9770,13 @@
             <w:pPr>
               <w:keepNext/>
               <w:rPr>
-                <w:del w:id="17" w:author="Alhabibi, Haider@Energy [2]" w:date="2023-11-09T16:18:00Z"/>
-                <w:rFonts w:asciiTheme="minorHAnsi" w:hAnsiTheme="minorHAnsi"/>
-                <w:sz w:val="18"/>
-                <w:szCs w:val="18"/>
-              </w:rPr>
-            </w:pPr>
-            <w:del w:id="18" w:author="Alhabibi, Haider@Energy [2]" w:date="2023-11-09T16:18:00Z">
+                <w:del w:id="20" w:author="Alhabibi, Haider@Energy [2]" w:date="2023-11-09T16:18:00Z"/>
+                <w:rFonts w:asciiTheme="minorHAnsi" w:hAnsiTheme="minorHAnsi"/>
+                <w:sz w:val="18"/>
+                <w:szCs w:val="18"/>
+              </w:rPr>
+            </w:pPr>
+            <w:del w:id="21" w:author="Alhabibi, Haider@Energy [2]" w:date="2023-11-09T16:18:00Z">
               <w:r>
                 <w:rPr>
                   <w:rFonts w:asciiTheme="minorHAnsi" w:hAnsiTheme="minorHAnsi"/>
@@ -9425,13 +9791,13 @@
             <w:pPr>
               <w:keepNext/>
               <w:rPr>
-                <w:del w:id="19" w:author="Alhabibi, Haider@Energy [2]" w:date="2023-11-09T16:18:00Z"/>
-                <w:rFonts w:asciiTheme="minorHAnsi" w:hAnsiTheme="minorHAnsi"/>
-                <w:sz w:val="18"/>
-                <w:szCs w:val="18"/>
-              </w:rPr>
-            </w:pPr>
-            <w:del w:id="20" w:author="Alhabibi, Haider@Energy [2]" w:date="2023-11-09T16:18:00Z">
+                <w:del w:id="22" w:author="Alhabibi, Haider@Energy [2]" w:date="2023-11-09T16:18:00Z"/>
+                <w:rFonts w:asciiTheme="minorHAnsi" w:hAnsiTheme="minorHAnsi"/>
+                <w:sz w:val="18"/>
+                <w:szCs w:val="18"/>
+              </w:rPr>
+            </w:pPr>
+            <w:del w:id="23" w:author="Alhabibi, Haider@Energy [2]" w:date="2023-11-09T16:18:00Z">
               <w:r>
                 <w:rPr>
                   <w:rFonts w:asciiTheme="minorHAnsi" w:hAnsiTheme="minorHAnsi"/>
@@ -9446,13 +9812,13 @@
             <w:pPr>
               <w:keepNext/>
               <w:rPr>
-                <w:del w:id="21" w:author="Alhabibi, Haider@Energy [2]" w:date="2023-11-09T16:18:00Z"/>
-                <w:rFonts w:asciiTheme="minorHAnsi" w:hAnsiTheme="minorHAnsi"/>
-                <w:sz w:val="18"/>
-                <w:szCs w:val="18"/>
-              </w:rPr>
-            </w:pPr>
-            <w:del w:id="22" w:author="Alhabibi, Haider@Energy [2]" w:date="2023-11-09T16:18:00Z">
+                <w:del w:id="24" w:author="Alhabibi, Haider@Energy [2]" w:date="2023-11-09T16:18:00Z"/>
+                <w:rFonts w:asciiTheme="minorHAnsi" w:hAnsiTheme="minorHAnsi"/>
+                <w:sz w:val="18"/>
+                <w:szCs w:val="18"/>
+              </w:rPr>
+            </w:pPr>
+            <w:del w:id="25" w:author="Alhabibi, Haider@Energy [2]" w:date="2023-11-09T16:18:00Z">
               <w:r>
                 <w:rPr>
                   <w:rFonts w:asciiTheme="minorHAnsi" w:hAnsiTheme="minorHAnsi"/>
@@ -9765,7 +10131,25 @@
                 <w:sz w:val="18"/>
                 <w:szCs w:val="18"/>
               </w:rPr>
-              <w:t xml:space="preserve">&lt;&lt;user select one of the options from list: </w:t>
+              <w:t>&lt;&lt;</w:t>
+            </w:r>
+            <w:proofErr w:type="gramStart"/>
+            <w:r>
+              <w:rPr>
+                <w:rFonts w:ascii="Calibri" w:hAnsi="Calibri"/>
+                <w:sz w:val="18"/>
+                <w:szCs w:val="18"/>
+              </w:rPr>
+              <w:t>user</w:t>
+            </w:r>
+            <w:proofErr w:type="gramEnd"/>
+            <w:r>
+              <w:rPr>
+                <w:rFonts w:ascii="Calibri" w:hAnsi="Calibri"/>
+                <w:sz w:val="18"/>
+                <w:szCs w:val="18"/>
+              </w:rPr>
+              <w:t xml:space="preserve"> select one of the options from list: </w:t>
             </w:r>
           </w:p>
           <w:p>
@@ -9788,7 +10172,25 @@
                 <w:sz w:val="18"/>
                 <w:szCs w:val="18"/>
               </w:rPr>
-              <w:t xml:space="preserve">**HSPP installed and labeled consistent with Figure RA3.3-1; </w:t>
+              <w:t>**HSPP installed and labeled consistent with Figure RA3.3-</w:t>
+            </w:r>
+            <w:proofErr w:type="gramStart"/>
+            <w:r>
+              <w:rPr>
+                <w:rFonts w:ascii="Calibri" w:hAnsi="Calibri"/>
+                <w:sz w:val="18"/>
+                <w:szCs w:val="18"/>
+              </w:rPr>
+              <w:t>1;</w:t>
+            </w:r>
+            <w:proofErr w:type="gramEnd"/>
+            <w:r>
+              <w:rPr>
+                <w:rFonts w:ascii="Calibri" w:hAnsi="Calibri"/>
+                <w:sz w:val="18"/>
+                <w:szCs w:val="18"/>
+              </w:rPr>
+              <w:t xml:space="preserve"> </w:t>
             </w:r>
           </w:p>
           <w:p>
@@ -9913,7 +10315,25 @@
                 <w:sz w:val="18"/>
                 <w:szCs w:val="18"/>
               </w:rPr>
-              <w:t>** HSPP/PSPP  are not applicable to this system &gt;&gt;</w:t>
+              <w:t>** HSPP/</w:t>
+            </w:r>
+            <w:proofErr w:type="gramStart"/>
+            <w:r>
+              <w:rPr>
+                <w:rFonts w:ascii="Calibri" w:hAnsi="Calibri"/>
+                <w:sz w:val="18"/>
+                <w:szCs w:val="18"/>
+              </w:rPr>
+              <w:t>PSPP  are</w:t>
+            </w:r>
+            <w:proofErr w:type="gramEnd"/>
+            <w:r>
+              <w:rPr>
+                <w:rFonts w:ascii="Calibri" w:hAnsi="Calibri"/>
+                <w:sz w:val="18"/>
+                <w:szCs w:val="18"/>
+              </w:rPr>
+              <w:t xml:space="preserve"> not applicable to this system &gt;&gt;</w:t>
             </w:r>
           </w:p>
         </w:tc>
@@ -10140,7 +10560,25 @@
                 <w:sz w:val="18"/>
                 <w:szCs w:val="18"/>
               </w:rPr>
-              <w:t xml:space="preserve">&lt;&lt; user select one from list: </w:t>
+              <w:t xml:space="preserve">&lt;&lt; </w:t>
+            </w:r>
+            <w:proofErr w:type="gramStart"/>
+            <w:r>
+              <w:rPr>
+                <w:rFonts w:asciiTheme="minorHAnsi" w:hAnsiTheme="minorHAnsi"/>
+                <w:sz w:val="18"/>
+                <w:szCs w:val="18"/>
+              </w:rPr>
+              <w:t>user</w:t>
+            </w:r>
+            <w:proofErr w:type="gramEnd"/>
+            <w:r>
+              <w:rPr>
+                <w:rFonts w:asciiTheme="minorHAnsi" w:hAnsiTheme="minorHAnsi"/>
+                <w:sz w:val="18"/>
+                <w:szCs w:val="18"/>
+              </w:rPr>
+              <w:t xml:space="preserve"> select one from list: </w:t>
             </w:r>
           </w:p>
           <w:p>
@@ -10311,7 +10749,25 @@
                 <w:sz w:val="18"/>
                 <w:szCs w:val="18"/>
               </w:rPr>
-              <w:t>&lt;&lt;user entry : text (or consider referencing from a data registry user profile)&gt;&gt;</w:t>
+              <w:t xml:space="preserve">&lt;&lt;user </w:t>
+            </w:r>
+            <w:proofErr w:type="gramStart"/>
+            <w:r>
+              <w:rPr>
+                <w:rFonts w:asciiTheme="minorHAnsi" w:hAnsiTheme="minorHAnsi"/>
+                <w:sz w:val="18"/>
+                <w:szCs w:val="18"/>
+              </w:rPr>
+              <w:t>entry :</w:t>
+            </w:r>
+            <w:proofErr w:type="gramEnd"/>
+            <w:r>
+              <w:rPr>
+                <w:rFonts w:asciiTheme="minorHAnsi" w:hAnsiTheme="minorHAnsi"/>
+                <w:sz w:val="18"/>
+                <w:szCs w:val="18"/>
+              </w:rPr>
+              <w:t xml:space="preserve"> text (or consider referencing from a data registry user profile)&gt;&gt;</w:t>
             </w:r>
           </w:p>
         </w:tc>
@@ -10485,7 +10941,25 @@
                 <w:sz w:val="18"/>
                 <w:szCs w:val="18"/>
               </w:rPr>
-              <w:t xml:space="preserve">&lt;&lt;user select from list:  </w:t>
+              <w:t>&lt;&lt;</w:t>
+            </w:r>
+            <w:proofErr w:type="gramStart"/>
+            <w:r>
+              <w:rPr>
+                <w:rFonts w:asciiTheme="minorHAnsi" w:hAnsiTheme="minorHAnsi"/>
+                <w:sz w:val="18"/>
+                <w:szCs w:val="18"/>
+              </w:rPr>
+              <w:t>user</w:t>
+            </w:r>
+            <w:proofErr w:type="gramEnd"/>
+            <w:r>
+              <w:rPr>
+                <w:rFonts w:asciiTheme="minorHAnsi" w:hAnsiTheme="minorHAnsi"/>
+                <w:sz w:val="18"/>
+                <w:szCs w:val="18"/>
+              </w:rPr>
+              <w:t xml:space="preserve"> select from list:  </w:t>
             </w:r>
           </w:p>
           <w:p>
@@ -10720,57 +11194,51 @@
                 <w:sz w:val="16"/>
                 <w:szCs w:val="16"/>
               </w:rPr>
-              <w:t xml:space="preserve"> = alteration Then Use variant MCH-23c</w:t>
-            </w:r>
+              <w:t xml:space="preserve"> = </w:t>
+            </w:r>
+            <w:proofErr w:type="gramStart"/>
             <w:r>
               <w:rPr>
                 <w:rFonts w:asciiTheme="minorHAnsi" w:hAnsiTheme="minorHAnsi"/>
                 <w:sz w:val="16"/>
                 <w:szCs w:val="16"/>
               </w:rPr>
-              <w:t>;</w:t>
-            </w:r>
-          </w:p>
-          <w:p>
-            <w:pPr>
-              <w:keepNext/>
+              <w:t>alteration</w:t>
+            </w:r>
+            <w:proofErr w:type="gramEnd"/>
+            <w:r>
               <w:rPr>
                 <w:rFonts w:asciiTheme="minorHAnsi" w:hAnsiTheme="minorHAnsi"/>
                 <w:sz w:val="16"/>
                 <w:szCs w:val="16"/>
               </w:rPr>
-            </w:pPr>
+              <w:t xml:space="preserve"> Then Use variant MCH-23c</w:t>
+            </w:r>
             <w:r>
               <w:rPr>
                 <w:rFonts w:asciiTheme="minorHAnsi" w:hAnsiTheme="minorHAnsi"/>
                 <w:sz w:val="16"/>
                 <w:szCs w:val="16"/>
               </w:rPr>
-              <w:t>ElseIf A1</w:t>
-            </w:r>
-            <w:r>
+              <w:t>;</w:t>
+            </w:r>
+          </w:p>
+          <w:p>
+            <w:pPr>
+              <w:keepNext/>
               <w:rPr>
                 <w:rFonts w:asciiTheme="minorHAnsi" w:hAnsiTheme="minorHAnsi"/>
                 <w:sz w:val="16"/>
                 <w:szCs w:val="16"/>
               </w:rPr>
-              <w:t>1</w:t>
-            </w:r>
+            </w:pPr>
             <w:r>
               <w:rPr>
                 <w:rFonts w:asciiTheme="minorHAnsi" w:hAnsiTheme="minorHAnsi"/>
                 <w:sz w:val="16"/>
                 <w:szCs w:val="16"/>
               </w:rPr>
-              <w:t xml:space="preserve"> = RA3.3 procedures</w:t>
-            </w:r>
-            <w:r>
-              <w:rPr>
-                <w:rFonts w:asciiTheme="minorHAnsi" w:hAnsiTheme="minorHAnsi"/>
-                <w:sz w:val="18"/>
-                <w:szCs w:val="18"/>
-              </w:rPr>
-              <w:t xml:space="preserve"> </w:t>
+              <w:t>ElseIf A1</w:t>
             </w:r>
             <w:r>
               <w:rPr>
@@ -10778,42 +11246,50 @@
                 <w:sz w:val="16"/>
                 <w:szCs w:val="16"/>
               </w:rPr>
-              <w:t>Then</w:t>
-            </w:r>
-          </w:p>
-          <w:p>
-            <w:pPr>
-              <w:keepNext/>
-              <w:ind w:left="720"/>
+              <w:t>1</w:t>
+            </w:r>
+            <w:r>
               <w:rPr>
                 <w:rFonts w:asciiTheme="minorHAnsi" w:hAnsiTheme="minorHAnsi"/>
                 <w:sz w:val="16"/>
                 <w:szCs w:val="16"/>
               </w:rPr>
-            </w:pPr>
+              <w:t xml:space="preserve"> = RA3.3 procedures</w:t>
+            </w:r>
+            <w:r>
+              <w:rPr>
+                <w:rFonts w:asciiTheme="minorHAnsi" w:hAnsiTheme="minorHAnsi"/>
+                <w:sz w:val="18"/>
+                <w:szCs w:val="18"/>
+              </w:rPr>
+              <w:t xml:space="preserve"> </w:t>
+            </w:r>
             <w:r>
               <w:rPr>
                 <w:rFonts w:asciiTheme="minorHAnsi" w:hAnsiTheme="minorHAnsi"/>
                 <w:sz w:val="16"/>
                 <w:szCs w:val="16"/>
               </w:rPr>
-              <w:t>If A0</w:t>
-            </w:r>
-            <w:r>
+              <w:t>Then</w:t>
+            </w:r>
+          </w:p>
+          <w:p>
+            <w:pPr>
+              <w:keepNext/>
+              <w:ind w:left="720"/>
               <w:rPr>
                 <w:rFonts w:asciiTheme="minorHAnsi" w:hAnsiTheme="minorHAnsi"/>
                 <w:sz w:val="16"/>
                 <w:szCs w:val="16"/>
               </w:rPr>
-              <w:t>4</w:t>
-            </w:r>
+            </w:pPr>
             <w:r>
               <w:rPr>
                 <w:rFonts w:asciiTheme="minorHAnsi" w:hAnsiTheme="minorHAnsi"/>
                 <w:sz w:val="16"/>
                 <w:szCs w:val="16"/>
               </w:rPr>
-              <w:t xml:space="preserve">=alteration </w:t>
+              <w:t>If A0</w:t>
             </w:r>
             <w:r>
               <w:rPr>
@@ -10821,24 +11297,32 @@
                 <w:sz w:val="16"/>
                 <w:szCs w:val="16"/>
               </w:rPr>
+              <w:t>4</w:t>
+            </w:r>
+            <w:r>
+              <w:rPr>
+                <w:rFonts w:asciiTheme="minorHAnsi" w:hAnsiTheme="minorHAnsi"/>
+                <w:sz w:val="16"/>
+                <w:szCs w:val="16"/>
+              </w:rPr>
+              <w:t xml:space="preserve">=alteration </w:t>
+            </w:r>
+            <w:r>
+              <w:rPr>
+                <w:rFonts w:asciiTheme="minorHAnsi" w:hAnsiTheme="minorHAnsi"/>
+                <w:sz w:val="16"/>
+                <w:szCs w:val="16"/>
+              </w:rPr>
               <w:t>then</w:t>
             </w:r>
-            <w:ins w:id="23" w:author="Alhabibi, Haider@Energy" w:date="2023-11-22T14:12:00Z">
+            <w:ins w:id="26" w:author="Alhabibi, Haider@Energy" w:date="2023-11-22T14:12:00Z">
               <w:r>
                 <w:rPr>
                   <w:rFonts w:asciiTheme="minorHAnsi" w:hAnsiTheme="minorHAnsi"/>
                   <w:sz w:val="16"/>
                   <w:szCs w:val="16"/>
                 </w:rPr>
-                <w:t xml:space="preserve"> </w:t>
-              </w:r>
-              <w:r>
-                <w:rPr>
-                  <w:rFonts w:asciiTheme="minorHAnsi" w:hAnsiTheme="minorHAnsi"/>
-                  <w:sz w:val="16"/>
-                  <w:szCs w:val="16"/>
-                </w:rPr>
-                <w:t>use variant MCH-23a,</w:t>
+                <w:t xml:space="preserve"> use variant MCH-23a,</w:t>
               </w:r>
             </w:ins>
           </w:p>
@@ -10847,13 +11331,13 @@
               <w:keepNext/>
               <w:ind w:left="720"/>
               <w:rPr>
-                <w:del w:id="24" w:author="Alhabibi, Haider@Energy" w:date="2023-11-09T15:52:00Z"/>
+                <w:del w:id="27" w:author="Alhabibi, Haider@Energy" w:date="2023-11-09T15:52:00Z"/>
                 <w:rFonts w:asciiTheme="minorHAnsi" w:hAnsiTheme="minorHAnsi"/>
                 <w:sz w:val="16"/>
                 <w:szCs w:val="16"/>
               </w:rPr>
             </w:pPr>
-            <w:del w:id="25" w:author="Alhabibi, Haider@Energy" w:date="2023-11-09T15:52:00Z">
+            <w:del w:id="28" w:author="Alhabibi, Haider@Energy" w:date="2023-11-09T15:52:00Z">
               <w:r>
                 <w:rPr>
                   <w:rFonts w:asciiTheme="minorHAnsi" w:hAnsiTheme="minorHAnsi"/>
@@ -10974,9 +11458,27 @@
                 <w:sz w:val="16"/>
                 <w:szCs w:val="16"/>
               </w:rPr>
-              <w:t xml:space="preserve"> =  ZonallyControlled </w:t>
-            </w:r>
-            <w:del w:id="26" w:author="Alhabibi, Haider@Energy" w:date="2023-11-22T14:12:00Z">
+              <w:t xml:space="preserve"> </w:t>
+            </w:r>
+            <w:proofErr w:type="gramStart"/>
+            <w:r>
+              <w:rPr>
+                <w:rFonts w:asciiTheme="minorHAnsi" w:hAnsiTheme="minorHAnsi"/>
+                <w:sz w:val="16"/>
+                <w:szCs w:val="16"/>
+              </w:rPr>
+              <w:t>=  ZonallyControlled</w:t>
+            </w:r>
+            <w:proofErr w:type="gramEnd"/>
+            <w:r>
+              <w:rPr>
+                <w:rFonts w:asciiTheme="minorHAnsi" w:hAnsiTheme="minorHAnsi"/>
+                <w:sz w:val="16"/>
+                <w:szCs w:val="16"/>
+              </w:rPr>
+              <w:t xml:space="preserve"> </w:t>
+            </w:r>
+            <w:del w:id="29" w:author="Alhabibi, Haider@Energy" w:date="2023-11-22T14:12:00Z">
               <w:r>
                 <w:rPr>
                   <w:rFonts w:asciiTheme="minorHAnsi" w:hAnsiTheme="minorHAnsi"/>
@@ -10986,7 +11488,7 @@
                 <w:delText>Then</w:delText>
               </w:r>
             </w:del>
-            <w:ins w:id="27" w:author="Alhabibi, Haider@Energy" w:date="2023-11-22T14:12:00Z">
+            <w:ins w:id="30" w:author="Alhabibi, Haider@Energy" w:date="2023-11-22T14:12:00Z">
               <w:r>
                 <w:rPr>
                   <w:rFonts w:asciiTheme="minorHAnsi" w:hAnsiTheme="minorHAnsi"/>
@@ -11044,13 +11546,13 @@
               <w:keepNext/>
               <w:ind w:left="646"/>
               <w:rPr>
-                <w:del w:id="28" w:author="Alhabibi, Haider@Energy" w:date="2023-11-09T15:52:00Z"/>
+                <w:del w:id="31" w:author="Alhabibi, Haider@Energy" w:date="2023-11-09T15:52:00Z"/>
                 <w:rFonts w:asciiTheme="minorHAnsi" w:hAnsiTheme="minorHAnsi"/>
                 <w:sz w:val="16"/>
                 <w:szCs w:val="16"/>
               </w:rPr>
             </w:pPr>
-            <w:del w:id="29" w:author="Alhabibi, Haider@Energy" w:date="2023-11-09T15:52:00Z">
+            <w:del w:id="32" w:author="Alhabibi, Haider@Energy" w:date="2023-11-09T15:52:00Z">
               <w:r>
                 <w:rPr>
                   <w:rFonts w:asciiTheme="minorHAnsi" w:hAnsiTheme="minorHAnsi"/>
@@ -11119,7 +11621,7 @@
                 <w:szCs w:val="16"/>
               </w:rPr>
             </w:pPr>
-            <w:del w:id="30" w:author="Alhabibi, Haider@Energy" w:date="2023-11-22T14:12:00Z">
+            <w:del w:id="33" w:author="Alhabibi, Haider@Energy" w:date="2023-11-22T14:12:00Z">
               <w:r>
                 <w:rPr>
                   <w:rFonts w:asciiTheme="minorHAnsi" w:hAnsiTheme="minorHAnsi"/>
@@ -11135,41 +11637,43 @@
                 <w:sz w:val="16"/>
                 <w:szCs w:val="16"/>
               </w:rPr>
-              <w:t>use variant MCH-23b</w:t>
-            </w:r>
+              <w:t>use variant MCH-</w:t>
+            </w:r>
+            <w:proofErr w:type="gramStart"/>
             <w:r>
               <w:rPr>
                 <w:rFonts w:asciiTheme="minorHAnsi" w:hAnsiTheme="minorHAnsi"/>
                 <w:sz w:val="16"/>
                 <w:szCs w:val="16"/>
               </w:rPr>
-              <w:t>;</w:t>
-            </w:r>
-          </w:p>
-          <w:p>
-            <w:pPr>
-              <w:keepNext/>
+              <w:t>23b</w:t>
+            </w:r>
+            <w:r>
               <w:rPr>
                 <w:rFonts w:asciiTheme="minorHAnsi" w:hAnsiTheme="minorHAnsi"/>
                 <w:sz w:val="16"/>
                 <w:szCs w:val="16"/>
               </w:rPr>
-            </w:pPr>
-            <w:r>
+              <w:t>;</w:t>
+            </w:r>
+            <w:proofErr w:type="gramEnd"/>
+          </w:p>
+          <w:p>
+            <w:pPr>
+              <w:keepNext/>
               <w:rPr>
                 <w:rFonts w:asciiTheme="minorHAnsi" w:hAnsiTheme="minorHAnsi"/>
                 <w:sz w:val="16"/>
                 <w:szCs w:val="16"/>
               </w:rPr>
-              <w:t>ElseIf A0</w:t>
-            </w:r>
+            </w:pPr>
             <w:r>
               <w:rPr>
                 <w:rFonts w:asciiTheme="minorHAnsi" w:hAnsiTheme="minorHAnsi"/>
                 <w:sz w:val="16"/>
                 <w:szCs w:val="16"/>
               </w:rPr>
-              <w:t>6</w:t>
+              <w:t>ElseIf A0</w:t>
             </w:r>
             <w:r>
               <w:rPr>
@@ -11177,7 +11681,7 @@
                 <w:sz w:val="16"/>
                 <w:szCs w:val="16"/>
               </w:rPr>
-              <w:t xml:space="preserve"> = MultiSpeed</w:t>
+              <w:t>6</w:t>
             </w:r>
             <w:r>
               <w:rPr>
@@ -11185,7 +11689,7 @@
                 <w:sz w:val="16"/>
                 <w:szCs w:val="16"/>
               </w:rPr>
-              <w:t xml:space="preserve"> then</w:t>
+              <w:t xml:space="preserve"> = MultiSpeed</w:t>
             </w:r>
             <w:r>
               <w:rPr>
@@ -11193,21 +11697,29 @@
                 <w:sz w:val="16"/>
                 <w:szCs w:val="16"/>
               </w:rPr>
-              <w:t xml:space="preserve"> </w:t>
-            </w:r>
-          </w:p>
-          <w:p>
-            <w:pPr>
-              <w:keepNext/>
-              <w:ind w:left="646"/>
-              <w:rPr>
-                <w:del w:id="31" w:author="Alhabibi, Haider@Energy" w:date="2023-11-09T15:52:00Z"/>
+              <w:t xml:space="preserve"> then</w:t>
+            </w:r>
+            <w:r>
+              <w:rPr>
                 <w:rFonts w:asciiTheme="minorHAnsi" w:hAnsiTheme="minorHAnsi"/>
                 <w:sz w:val="16"/>
                 <w:szCs w:val="16"/>
               </w:rPr>
-            </w:pPr>
-            <w:del w:id="32" w:author="Alhabibi, Haider@Energy" w:date="2023-11-09T15:52:00Z">
+              <w:t xml:space="preserve"> </w:t>
+            </w:r>
+          </w:p>
+          <w:p>
+            <w:pPr>
+              <w:keepNext/>
+              <w:ind w:left="646"/>
+              <w:rPr>
+                <w:del w:id="34" w:author="Alhabibi, Haider@Energy" w:date="2023-11-09T15:52:00Z"/>
+                <w:rFonts w:asciiTheme="minorHAnsi" w:hAnsiTheme="minorHAnsi"/>
+                <w:sz w:val="16"/>
+                <w:szCs w:val="16"/>
+              </w:rPr>
+            </w:pPr>
+            <w:del w:id="35" w:author="Alhabibi, Haider@Energy" w:date="2023-11-09T15:52:00Z">
               <w:r>
                 <w:rPr>
                   <w:rFonts w:asciiTheme="minorHAnsi" w:hAnsiTheme="minorHAnsi"/>
@@ -11252,7 +11764,7 @@
                 <w:szCs w:val="16"/>
               </w:rPr>
             </w:pPr>
-            <w:del w:id="33" w:author="Alhabibi, Haider@Energy" w:date="2023-11-22T14:12:00Z">
+            <w:del w:id="36" w:author="Alhabibi, Haider@Energy" w:date="2023-11-22T14:12:00Z">
               <w:r>
                 <w:rPr>
                   <w:rFonts w:asciiTheme="minorHAnsi" w:hAnsiTheme="minorHAnsi"/>
@@ -11268,44 +11780,46 @@
                 <w:sz w:val="16"/>
                 <w:szCs w:val="16"/>
               </w:rPr>
-              <w:t>use variant MCH-23a;</w:t>
-            </w:r>
-          </w:p>
-          <w:p>
-            <w:pPr>
-              <w:keepNext/>
-              <w:ind w:left="646"/>
+              <w:t>use variant MCH-</w:t>
+            </w:r>
+            <w:proofErr w:type="gramStart"/>
+            <w:r>
               <w:rPr>
                 <w:rFonts w:asciiTheme="minorHAnsi" w:hAnsiTheme="minorHAnsi"/>
                 <w:sz w:val="16"/>
                 <w:szCs w:val="16"/>
               </w:rPr>
-            </w:pPr>
-          </w:p>
-          <w:p>
-            <w:pPr>
-              <w:keepNext/>
+              <w:t>23a;</w:t>
+            </w:r>
+            <w:proofErr w:type="gramEnd"/>
+          </w:p>
+          <w:p>
+            <w:pPr>
+              <w:keepNext/>
+              <w:ind w:left="646"/>
               <w:rPr>
                 <w:rFonts w:asciiTheme="minorHAnsi" w:hAnsiTheme="minorHAnsi"/>
                 <w:sz w:val="16"/>
                 <w:szCs w:val="16"/>
               </w:rPr>
             </w:pPr>
-            <w:r>
+          </w:p>
+          <w:p>
+            <w:pPr>
+              <w:keepNext/>
               <w:rPr>
                 <w:rFonts w:asciiTheme="minorHAnsi" w:hAnsiTheme="minorHAnsi"/>
                 <w:sz w:val="16"/>
                 <w:szCs w:val="16"/>
               </w:rPr>
-              <w:t>ElseIf A0</w:t>
-            </w:r>
+            </w:pPr>
             <w:r>
               <w:rPr>
                 <w:rFonts w:asciiTheme="minorHAnsi" w:hAnsiTheme="minorHAnsi"/>
                 <w:sz w:val="16"/>
                 <w:szCs w:val="16"/>
               </w:rPr>
-              <w:t>7</w:t>
+              <w:t>ElseIf A0</w:t>
             </w:r>
             <w:r>
               <w:rPr>
@@ -11313,44 +11827,70 @@
                 <w:sz w:val="16"/>
                 <w:szCs w:val="16"/>
               </w:rPr>
-              <w:t xml:space="preserve"> = NotZonal Then</w:t>
-            </w:r>
-          </w:p>
-          <w:p>
-            <w:pPr>
-              <w:keepNext/>
-              <w:ind w:left="646"/>
+              <w:t>7</w:t>
+            </w:r>
+            <w:r>
               <w:rPr>
                 <w:rFonts w:asciiTheme="minorHAnsi" w:hAnsiTheme="minorHAnsi"/>
                 <w:sz w:val="16"/>
                 <w:szCs w:val="16"/>
               </w:rPr>
-            </w:pPr>
-            <w:r>
+              <w:t xml:space="preserve"> = NotZonal Then</w:t>
+            </w:r>
+          </w:p>
+          <w:p>
+            <w:pPr>
+              <w:keepNext/>
+              <w:ind w:left="646"/>
               <w:rPr>
                 <w:rFonts w:asciiTheme="minorHAnsi" w:hAnsiTheme="minorHAnsi"/>
                 <w:sz w:val="16"/>
                 <w:szCs w:val="16"/>
               </w:rPr>
-              <w:t>If cooling system type on MCH-01 = No Cooling And A0</w:t>
-            </w:r>
+            </w:pPr>
             <w:r>
               <w:rPr>
                 <w:rFonts w:asciiTheme="minorHAnsi" w:hAnsiTheme="minorHAnsi"/>
                 <w:sz w:val="16"/>
                 <w:szCs w:val="16"/>
               </w:rPr>
-              <w:t>8</w:t>
-            </w:r>
+              <w:t xml:space="preserve">If cooling system type on MCH-01 = No Cooling </w:t>
+            </w:r>
+            <w:proofErr w:type="gramStart"/>
             <w:r>
               <w:rPr>
                 <w:rFonts w:asciiTheme="minorHAnsi" w:hAnsiTheme="minorHAnsi"/>
                 <w:sz w:val="16"/>
                 <w:szCs w:val="16"/>
               </w:rPr>
+              <w:t>And</w:t>
+            </w:r>
+            <w:proofErr w:type="gramEnd"/>
+            <w:r>
+              <w:rPr>
+                <w:rFonts w:asciiTheme="minorHAnsi" w:hAnsiTheme="minorHAnsi"/>
+                <w:sz w:val="16"/>
+                <w:szCs w:val="16"/>
+              </w:rPr>
+              <w:t xml:space="preserve"> A0</w:t>
+            </w:r>
+            <w:r>
+              <w:rPr>
+                <w:rFonts w:asciiTheme="minorHAnsi" w:hAnsiTheme="minorHAnsi"/>
+                <w:sz w:val="16"/>
+                <w:szCs w:val="16"/>
+              </w:rPr>
+              <w:t>8</w:t>
+            </w:r>
+            <w:r>
+              <w:rPr>
+                <w:rFonts w:asciiTheme="minorHAnsi" w:hAnsiTheme="minorHAnsi"/>
+                <w:sz w:val="16"/>
+                <w:szCs w:val="16"/>
+              </w:rPr>
               <w:t xml:space="preserve"> = CFI System</w:t>
             </w:r>
-            <w:del w:id="34" w:author="Alhabibi, Haider@Energy" w:date="2023-11-09T15:52:00Z">
+            <w:del w:id="37" w:author="Alhabibi, Haider@Energy" w:date="2023-11-09T15:52:00Z">
               <w:r>
                 <w:rPr>
                   <w:rFonts w:asciiTheme="minorHAnsi" w:hAnsiTheme="minorHAnsi"/>
@@ -11457,13 +11997,13 @@
               <w:keepNext/>
               <w:ind w:left="646"/>
               <w:rPr>
-                <w:del w:id="35" w:author="Alhabibi, Haider@Energy" w:date="2023-11-09T15:52:00Z"/>
+                <w:del w:id="38" w:author="Alhabibi, Haider@Energy" w:date="2023-11-09T15:52:00Z"/>
                 <w:rFonts w:asciiTheme="minorHAnsi" w:hAnsiTheme="minorHAnsi"/>
                 <w:sz w:val="16"/>
                 <w:szCs w:val="16"/>
               </w:rPr>
             </w:pPr>
-            <w:del w:id="36" w:author="Alhabibi, Haider@Energy" w:date="2023-11-09T15:52:00Z">
+            <w:del w:id="39" w:author="Alhabibi, Haider@Energy" w:date="2023-11-09T15:52:00Z">
               <w:r>
                 <w:rPr>
                   <w:rFonts w:asciiTheme="minorHAnsi" w:hAnsiTheme="minorHAnsi"/>
@@ -11508,7 +12048,7 @@
                 <w:szCs w:val="16"/>
               </w:rPr>
             </w:pPr>
-            <w:del w:id="37" w:author="Alhabibi, Haider@Energy" w:date="2023-11-22T14:12:00Z">
+            <w:del w:id="40" w:author="Alhabibi, Haider@Energy" w:date="2023-11-22T14:12:00Z">
               <w:r>
                 <w:rPr>
                   <w:rFonts w:asciiTheme="minorHAnsi" w:hAnsiTheme="minorHAnsi"/>
@@ -11524,44 +12064,46 @@
                 <w:sz w:val="16"/>
                 <w:szCs w:val="16"/>
               </w:rPr>
-              <w:t>use variant MCH-23a;</w:t>
-            </w:r>
-          </w:p>
-          <w:p>
-            <w:pPr>
-              <w:keepNext/>
-              <w:ind w:left="646"/>
+              <w:t>use variant MCH-</w:t>
+            </w:r>
+            <w:proofErr w:type="gramStart"/>
+            <w:r>
               <w:rPr>
                 <w:rFonts w:asciiTheme="minorHAnsi" w:hAnsiTheme="minorHAnsi"/>
                 <w:sz w:val="16"/>
                 <w:szCs w:val="16"/>
               </w:rPr>
-            </w:pPr>
-          </w:p>
-          <w:p>
-            <w:pPr>
-              <w:keepNext/>
-              <w:rPr>
-                <w:rFonts w:ascii="Calibri" w:hAnsi="Calibri"/>
+              <w:t>23a;</w:t>
+            </w:r>
+            <w:proofErr w:type="gramEnd"/>
+          </w:p>
+          <w:p>
+            <w:pPr>
+              <w:keepNext/>
+              <w:ind w:left="646"/>
+              <w:rPr>
+                <w:rFonts w:asciiTheme="minorHAnsi" w:hAnsiTheme="minorHAnsi"/>
                 <w:sz w:val="16"/>
                 <w:szCs w:val="16"/>
               </w:rPr>
             </w:pPr>
-            <w:r>
+          </w:p>
+          <w:p>
+            <w:pPr>
+              <w:keepNext/>
               <w:rPr>
                 <w:rFonts w:ascii="Calibri" w:hAnsi="Calibri"/>
                 <w:sz w:val="16"/>
                 <w:szCs w:val="16"/>
               </w:rPr>
-              <w:t>ElseIf A0</w:t>
-            </w:r>
+            </w:pPr>
             <w:r>
               <w:rPr>
                 <w:rFonts w:ascii="Calibri" w:hAnsi="Calibri"/>
                 <w:sz w:val="16"/>
                 <w:szCs w:val="16"/>
               </w:rPr>
-              <w:t>7</w:t>
+              <w:t>ElseIf A0</w:t>
             </w:r>
             <w:r>
               <w:rPr>
@@ -11569,34 +12111,34 @@
                 <w:sz w:val="16"/>
                 <w:szCs w:val="16"/>
               </w:rPr>
-              <w:t xml:space="preserve"> = N/A Then</w:t>
-            </w:r>
-          </w:p>
-          <w:p>
-            <w:pPr>
-              <w:keepNext/>
-              <w:ind w:left="646"/>
+              <w:t>7</w:t>
+            </w:r>
+            <w:r>
               <w:rPr>
                 <w:rFonts w:ascii="Calibri" w:hAnsi="Calibri"/>
                 <w:sz w:val="16"/>
                 <w:szCs w:val="16"/>
               </w:rPr>
-            </w:pPr>
-            <w:r>
+              <w:t xml:space="preserve"> = N/A Then</w:t>
+            </w:r>
+          </w:p>
+          <w:p>
+            <w:pPr>
+              <w:keepNext/>
+              <w:ind w:left="646"/>
               <w:rPr>
                 <w:rFonts w:ascii="Calibri" w:hAnsi="Calibri"/>
                 <w:sz w:val="16"/>
                 <w:szCs w:val="16"/>
               </w:rPr>
-              <w:t>if A0</w:t>
-            </w:r>
+            </w:pPr>
             <w:r>
               <w:rPr>
                 <w:rFonts w:ascii="Calibri" w:hAnsi="Calibri"/>
                 <w:sz w:val="16"/>
                 <w:szCs w:val="16"/>
               </w:rPr>
-              <w:t>4</w:t>
+              <w:t>if A0</w:t>
             </w:r>
             <w:r>
               <w:rPr>
@@ -11604,44 +12146,70 @@
                 <w:sz w:val="16"/>
                 <w:szCs w:val="16"/>
               </w:rPr>
-              <w:t xml:space="preserve"> = New or Replacement, Then</w:t>
-            </w:r>
-          </w:p>
-          <w:p>
-            <w:pPr>
-              <w:keepNext/>
-              <w:ind w:left="646"/>
+              <w:t>4</w:t>
+            </w:r>
+            <w:r>
               <w:rPr>
                 <w:rFonts w:ascii="Calibri" w:hAnsi="Calibri"/>
                 <w:sz w:val="16"/>
                 <w:szCs w:val="16"/>
               </w:rPr>
-            </w:pPr>
-            <w:r>
+              <w:t xml:space="preserve"> = New or Replacement, Then</w:t>
+            </w:r>
+          </w:p>
+          <w:p>
+            <w:pPr>
+              <w:keepNext/>
+              <w:ind w:left="646"/>
               <w:rPr>
                 <w:rFonts w:ascii="Calibri" w:hAnsi="Calibri"/>
                 <w:sz w:val="16"/>
                 <w:szCs w:val="16"/>
               </w:rPr>
-              <w:t>If cooling system type on MCH-01 = No Cooling And A0</w:t>
-            </w:r>
+            </w:pPr>
             <w:r>
               <w:rPr>
                 <w:rFonts w:ascii="Calibri" w:hAnsi="Calibri"/>
                 <w:sz w:val="16"/>
                 <w:szCs w:val="16"/>
               </w:rPr>
-              <w:t>8</w:t>
-            </w:r>
+              <w:t xml:space="preserve">If cooling system type on MCH-01 = No Cooling </w:t>
+            </w:r>
+            <w:proofErr w:type="gramStart"/>
             <w:r>
               <w:rPr>
                 <w:rFonts w:ascii="Calibri" w:hAnsi="Calibri"/>
                 <w:sz w:val="16"/>
                 <w:szCs w:val="16"/>
               </w:rPr>
+              <w:t>And</w:t>
+            </w:r>
+            <w:proofErr w:type="gramEnd"/>
+            <w:r>
+              <w:rPr>
+                <w:rFonts w:ascii="Calibri" w:hAnsi="Calibri"/>
+                <w:sz w:val="16"/>
+                <w:szCs w:val="16"/>
+              </w:rPr>
+              <w:t xml:space="preserve"> A0</w:t>
+            </w:r>
+            <w:r>
+              <w:rPr>
+                <w:rFonts w:ascii="Calibri" w:hAnsi="Calibri"/>
+                <w:sz w:val="16"/>
+                <w:szCs w:val="16"/>
+              </w:rPr>
+              <w:t>8</w:t>
+            </w:r>
+            <w:r>
+              <w:rPr>
+                <w:rFonts w:ascii="Calibri" w:hAnsi="Calibri"/>
+                <w:sz w:val="16"/>
+                <w:szCs w:val="16"/>
+              </w:rPr>
               <w:t xml:space="preserve"> = CFI System</w:t>
             </w:r>
-            <w:del w:id="38" w:author="Alhabibi, Haider@Energy" w:date="2023-11-09T15:53:00Z">
+            <w:del w:id="41" w:author="Alhabibi, Haider@Energy" w:date="2023-11-09T15:53:00Z">
               <w:r>
                 <w:rPr>
                   <w:rFonts w:ascii="Calibri" w:hAnsi="Calibri"/>
@@ -11697,13 +12265,13 @@
               <w:keepNext/>
               <w:ind w:left="646"/>
               <w:rPr>
-                <w:del w:id="39" w:author="Alhabibi, Haider@Energy" w:date="2023-11-09T15:53:00Z"/>
+                <w:del w:id="42" w:author="Alhabibi, Haider@Energy" w:date="2023-11-09T15:53:00Z"/>
                 <w:rFonts w:ascii="Calibri" w:hAnsi="Calibri"/>
                 <w:sz w:val="16"/>
                 <w:szCs w:val="16"/>
               </w:rPr>
             </w:pPr>
-            <w:del w:id="40" w:author="Alhabibi, Haider@Energy" w:date="2023-11-09T15:53:00Z">
+            <w:del w:id="43" w:author="Alhabibi, Haider@Energy" w:date="2023-11-09T15:53:00Z">
               <w:r>
                 <w:rPr>
                   <w:rFonts w:ascii="Calibri" w:hAnsi="Calibri"/>
@@ -13339,8 +13907,18 @@
                 <w:sz w:val="18"/>
                 <w:szCs w:val="18"/>
               </w:rPr>
-              <w:t>then display result = Eligible for HERS sample group;</w:t>
-            </w:r>
+              <w:t xml:space="preserve">then display result = Eligible for HERS sample </w:t>
+            </w:r>
+            <w:proofErr w:type="gramStart"/>
+            <w:r>
+              <w:rPr>
+                <w:rFonts w:asciiTheme="minorHAnsi" w:hAnsiTheme="minorHAnsi"/>
+                <w:sz w:val="18"/>
+                <w:szCs w:val="18"/>
+              </w:rPr>
+              <w:t>group;</w:t>
+            </w:r>
+            <w:proofErr w:type="gramEnd"/>
           </w:p>
           <w:p>
             <w:pPr>
@@ -19235,6 +19813,7 @@
   <w:style w:type="character" w:default="1" w:styleId="DefaultParagraphFont">
     <w:name w:val="Default Paragraph Font"/>
     <w:uiPriority w:val="1"/>
+    <w:semiHidden/>
     <w:unhideWhenUsed/>
   </w:style>
   <w:style w:type="table" w:default="1" w:styleId="TableNormal">
@@ -20223,35 +20802,17 @@
 </file>
 
 <file path=customXml/item2.xml><?xml version="1.0" encoding="utf-8"?>
-<b:Sources xmlns:b="http://schemas.openxmlformats.org/officeDocument/2006/bibliography" xmlns="http://schemas.openxmlformats.org/officeDocument/2006/bibliography" SelectedStyle="\APA.XSL" StyleName="APA Fifth Edition"/>
+<?mso-contentType ?>
+<FormTemplates xmlns="http://schemas.microsoft.com/sharepoint/v3/contenttype/forms">
+  <Display>DocumentLibraryForm</Display>
+  <Edit>DocumentLibraryForm</Edit>
+  <New>DocumentLibraryForm</New>
+</FormTemplates>
 </file>
 
 <file path=customXml/item3.xml><?xml version="1.0" encoding="utf-8"?>
-<p:properties xmlns:p="http://schemas.microsoft.com/office/2006/metadata/properties" xmlns:xsi="http://www.w3.org/2001/XMLSchema-instance" xmlns:pc="http://schemas.microsoft.com/office/infopath/2007/PartnerControls">
-  <documentManagement>
-    <b26d xmlns="785685f2-c2e1-4352-89aa-3faca8eaba52" xsi:nil="true"/>
-    <DateCCOReviewed xmlns="785685f2-c2e1-4352-89aa-3faca8eaba52" xsi:nil="true"/>
-    <oawc xmlns="785685f2-c2e1-4352-89aa-3faca8eaba52" xsi:nil="true"/>
-    <sipv xmlns="785685f2-c2e1-4352-89aa-3faca8eaba52" xsi:nil="true"/>
-    <_x0074_mv6 xmlns="785685f2-c2e1-4352-89aa-3faca8eaba52">
-      <UserInfo>
-        <DisplayName/>
-        <AccountId xsi:nil="true"/>
-        <AccountType/>
-      </UserInfo>
-    </_x0074_mv6>
-    <CCOReviewr xmlns="785685f2-c2e1-4352-89aa-3faca8eaba52" xsi:nil="true"/>
-    <TaxCatchAll xmlns="5067c814-4b34-462c-a21d-c185ff6548d2" xsi:nil="true"/>
-    <lcf76f155ced4ddcb4097134ff3c332f xmlns="785685f2-c2e1-4352-89aa-3faca8eaba52">
-      <Terms xmlns="http://schemas.microsoft.com/office/infopath/2007/PartnerControls"/>
-    </lcf76f155ced4ddcb4097134ff3c332f>
-  </documentManagement>
-</p:properties>
-</file>
-
-<file path=customXml/item4.xml><?xml version="1.0" encoding="utf-8"?>
-<ct:contentTypeSchema xmlns:ct="http://schemas.microsoft.com/office/2006/metadata/contentType" xmlns:ma="http://schemas.microsoft.com/office/2006/metadata/properties/metaAttributes" ct:_="" ma:_="" ma:contentTypeName="Document" ma:contentTypeID="0x01010061DC9A153AAEEE45BACE06E01F8272AC" ma:contentTypeVersion="21" ma:contentTypeDescription="Create a new document." ma:contentTypeScope="" ma:versionID="88efdf97b65d09c9d0c7bbf944c2dedf">
-  <xsd:schema xmlns:xsd="http://www.w3.org/2001/XMLSchema" xmlns:xs="http://www.w3.org/2001/XMLSchema" xmlns:p="http://schemas.microsoft.com/office/2006/metadata/properties" xmlns:ns2="785685f2-c2e1-4352-89aa-3faca8eaba52" xmlns:ns3="5067c814-4b34-462c-a21d-c185ff6548d2" targetNamespace="http://schemas.microsoft.com/office/2006/metadata/properties" ma:root="true" ma:fieldsID="ea7966bcb5d37bb36b188e4d473f173a" ns2:_="" ns3:_="">
+<ct:contentTypeSchema xmlns:ct="http://schemas.microsoft.com/office/2006/metadata/contentType" xmlns:ma="http://schemas.microsoft.com/office/2006/metadata/properties/metaAttributes" ct:_="" ma:_="" ma:contentTypeName="Document" ma:contentTypeID="0x01010061DC9A153AAEEE45BACE06E01F8272AC" ma:contentTypeVersion="22" ma:contentTypeDescription="Create a new document." ma:contentTypeScope="" ma:versionID="f385d176d2edce8649242d2577021922">
+  <xsd:schema xmlns:xsd="http://www.w3.org/2001/XMLSchema" xmlns:xs="http://www.w3.org/2001/XMLSchema" xmlns:p="http://schemas.microsoft.com/office/2006/metadata/properties" xmlns:ns2="785685f2-c2e1-4352-89aa-3faca8eaba52" xmlns:ns3="5067c814-4b34-462c-a21d-c185ff6548d2" targetNamespace="http://schemas.microsoft.com/office/2006/metadata/properties" ma:root="true" ma:fieldsID="d524efdc8979a7138db3d9a62e6dc8ef" ns2:_="" ns3:_="">
     <xsd:import namespace="785685f2-c2e1-4352-89aa-3faca8eaba52"/>
     <xsd:import namespace="5067c814-4b34-462c-a21d-c185ff6548d2"/>
     <xsd:element name="properties">
@@ -20280,6 +20841,7 @@
                 <xsd:element ref="ns2:lcf76f155ced4ddcb4097134ff3c332f" minOccurs="0"/>
                 <xsd:element ref="ns3:TaxCatchAll" minOccurs="0"/>
                 <xsd:element ref="ns2:MediaServiceObjectDetectorVersions" minOccurs="0"/>
+                <xsd:element ref="ns2:MediaServiceSearchProperties" minOccurs="0"/>
               </xsd:all>
             </xsd:complexType>
           </xsd:element>
@@ -20395,6 +20957,11 @@
     <xsd:element name="MediaServiceObjectDetectorVersions" ma:index="28" nillable="true" ma:displayName="MediaServiceObjectDetectorVersions" ma:hidden="true" ma:indexed="true" ma:internalName="MediaServiceObjectDetectorVersions" ma:readOnly="true">
       <xsd:simpleType>
         <xsd:restriction base="dms:Text"/>
+      </xsd:simpleType>
+    </xsd:element>
+    <xsd:element name="MediaServiceSearchProperties" ma:index="29" nillable="true" ma:displayName="MediaServiceSearchProperties" ma:hidden="true" ma:internalName="MediaServiceSearchProperties" ma:readOnly="true">
+      <xsd:simpleType>
+        <xsd:restriction base="dms:Note"/>
       </xsd:simpleType>
     </xsd:element>
   </xsd:schema>
@@ -20538,13 +21105,31 @@
 </ct:contentTypeSchema>
 </file>
 
+<file path=customXml/item4.xml><?xml version="1.0" encoding="utf-8"?>
+<p:properties xmlns:p="http://schemas.microsoft.com/office/2006/metadata/properties" xmlns:xsi="http://www.w3.org/2001/XMLSchema-instance" xmlns:pc="http://schemas.microsoft.com/office/infopath/2007/PartnerControls">
+  <documentManagement>
+    <b26d xmlns="785685f2-c2e1-4352-89aa-3faca8eaba52" xsi:nil="true"/>
+    <DateCCOReviewed xmlns="785685f2-c2e1-4352-89aa-3faca8eaba52" xsi:nil="true"/>
+    <oawc xmlns="785685f2-c2e1-4352-89aa-3faca8eaba52" xsi:nil="true"/>
+    <sipv xmlns="785685f2-c2e1-4352-89aa-3faca8eaba52" xsi:nil="true"/>
+    <_x0074_mv6 xmlns="785685f2-c2e1-4352-89aa-3faca8eaba52">
+      <UserInfo>
+        <DisplayName/>
+        <AccountId xsi:nil="true"/>
+        <AccountType/>
+      </UserInfo>
+    </_x0074_mv6>
+    <CCOReviewr xmlns="785685f2-c2e1-4352-89aa-3faca8eaba52" xsi:nil="true"/>
+    <TaxCatchAll xmlns="5067c814-4b34-462c-a21d-c185ff6548d2" xsi:nil="true"/>
+    <lcf76f155ced4ddcb4097134ff3c332f xmlns="785685f2-c2e1-4352-89aa-3faca8eaba52">
+      <Terms xmlns="http://schemas.microsoft.com/office/infopath/2007/PartnerControls"/>
+    </lcf76f155ced4ddcb4097134ff3c332f>
+  </documentManagement>
+</p:properties>
+</file>
+
 <file path=customXml/item5.xml><?xml version="1.0" encoding="utf-8"?>
-<?mso-contentType ?>
-<FormTemplates xmlns="http://schemas.microsoft.com/sharepoint/v3/contenttype/forms">
-  <Display>DocumentLibraryForm</Display>
-  <Edit>DocumentLibraryForm</Edit>
-  <New>DocumentLibraryForm</New>
-</FormTemplates>
+<b:Sources xmlns:b="http://schemas.openxmlformats.org/officeDocument/2006/bibliography" xmlns="http://schemas.openxmlformats.org/officeDocument/2006/bibliography" SelectedStyle="\APA.XSL" StyleName="APA Fifth Edition"/>
 </file>
 
 <file path=customXml/itemProps1.xml><?xml version="1.0" encoding="utf-8"?>
@@ -20556,14 +21141,18 @@
 </file>
 
 <file path=customXml/itemProps2.xml><?xml version="1.0" encoding="utf-8"?>
-<ds:datastoreItem xmlns:ds="http://schemas.openxmlformats.org/officeDocument/2006/customXml" ds:itemID="{F83E016C-955A-4DBD-AABA-896F3E5C33E6}">
+<ds:datastoreItem xmlns:ds="http://schemas.openxmlformats.org/officeDocument/2006/customXml" ds:itemID="{F92B13BB-6CBA-4E4C-837D-B2B96FE68D77}">
   <ds:schemaRefs>
-    <ds:schemaRef ds:uri="http://schemas.openxmlformats.org/officeDocument/2006/bibliography"/>
+    <ds:schemaRef ds:uri="http://schemas.microsoft.com/sharepoint/v3/contenttype/forms"/>
   </ds:schemaRefs>
 </ds:datastoreItem>
 </file>
 
 <file path=customXml/itemProps3.xml><?xml version="1.0" encoding="utf-8"?>
+<ds:datastoreItem xmlns:ds="http://schemas.openxmlformats.org/officeDocument/2006/customXml" ds:itemID="{C84CE530-30F4-41B0-B31F-E5C24E839FE0}"/>
+</file>
+
+<file path=customXml/itemProps4.xml><?xml version="1.0" encoding="utf-8"?>
 <ds:datastoreItem xmlns:ds="http://schemas.openxmlformats.org/officeDocument/2006/customXml" ds:itemID="{21F62DB3-A265-4E4A-9F57-4B2090FF91D4}">
   <ds:schemaRefs>
     <ds:schemaRef ds:uri="http://schemas.microsoft.com/office/2006/metadata/properties"/>
@@ -20574,29 +21163,10 @@
 </ds:datastoreItem>
 </file>
 
-<file path=customXml/itemProps4.xml><?xml version="1.0" encoding="utf-8"?>
-<ds:datastoreItem xmlns:ds="http://schemas.openxmlformats.org/officeDocument/2006/customXml" ds:itemID="{93AEEDA8-427F-4F1A-8CC4-2FD66E2042C4}">
+<file path=customXml/itemProps5.xml><?xml version="1.0" encoding="utf-8"?>
+<ds:datastoreItem xmlns:ds="http://schemas.openxmlformats.org/officeDocument/2006/customXml" ds:itemID="{F83E016C-955A-4DBD-AABA-896F3E5C33E6}">
   <ds:schemaRefs>
-    <ds:schemaRef ds:uri="http://schemas.microsoft.com/office/2006/metadata/contentType"/>
-    <ds:schemaRef ds:uri="http://schemas.microsoft.com/office/2006/metadata/properties/metaAttributes"/>
-    <ds:schemaRef ds:uri="http://www.w3.org/2001/XMLSchema"/>
-    <ds:schemaRef ds:uri="http://schemas.microsoft.com/office/2006/metadata/properties"/>
-    <ds:schemaRef ds:uri="785685f2-c2e1-4352-89aa-3faca8eaba52"/>
-    <ds:schemaRef ds:uri="5067c814-4b34-462c-a21d-c185ff6548d2"/>
-    <ds:schemaRef ds:uri="http://schemas.microsoft.com/office/2006/documentManagement/types"/>
-    <ds:schemaRef ds:uri="http://schemas.microsoft.com/office/infopath/2007/PartnerControls"/>
-    <ds:schemaRef ds:uri="http://schemas.openxmlformats.org/package/2006/metadata/core-properties"/>
-    <ds:schemaRef ds:uri="http://purl.org/dc/elements/1.1/"/>
-    <ds:schemaRef ds:uri="http://purl.org/dc/terms/"/>
-    <ds:schemaRef ds:uri="http://schemas.microsoft.com/internal/obd"/>
-  </ds:schemaRefs>
-</ds:datastoreItem>
-</file>
-
-<file path=customXml/itemProps5.xml><?xml version="1.0" encoding="utf-8"?>
-<ds:datastoreItem xmlns:ds="http://schemas.openxmlformats.org/officeDocument/2006/customXml" ds:itemID="{F92B13BB-6CBA-4E4C-837D-B2B96FE68D77}">
-  <ds:schemaRefs>
-    <ds:schemaRef ds:uri="http://schemas.microsoft.com/sharepoint/v3/contenttype/forms"/>
+    <ds:schemaRef ds:uri="http://schemas.openxmlformats.org/officeDocument/2006/bibliography"/>
   </ds:schemaRefs>
 </ds:datastoreItem>
 </file>